--- a/data/wasteland_firebirds_big_list-base.docx
+++ b/data/wasteland_firebirds_big_list-base.docx
@@ -6036,7 +6036,7 @@
               <a:graphicData uri="http://schemas.openxmlformats.org/drawingml/2006/picture">
                 <pic:pic>
                   <pic:nvPicPr>
-                    <pic:cNvPr descr="data/qr_codes/080_Rusty_the_Muffler_Man_614_Nied.png" id="248" name="Picture"/>
+                    <pic:cNvPr descr="data/qr_codes/080_614_Niedringhaus_Ave_Granite_C.png" id="248" name="Picture"/>
                     <pic:cNvPicPr>
                       <a:picLocks noChangeArrowheads="1" noChangeAspect="1"/>
                     </pic:cNvPicPr>
@@ -6074,7 +6074,7 @@
         <w:pStyle w:val="BodyText"/>
       </w:pPr>
       <w:r>
-        <w:t xml:space="preserve">He might not be on your map, but if you go to this address, he’s here.</w:t>
+        <w:t xml:space="preserve">Rusty the Muffler Man is here. He might not be on your map, but if you go to this address, he’s here.</w:t>
       </w:r>
     </w:p>
     <w:p>

--- a/data/wasteland_firebirds_big_list-base.docx
+++ b/data/wasteland_firebirds_big_list-base.docx
@@ -10090,7 +10090,7 @@
               <a:graphicData uri="http://schemas.openxmlformats.org/drawingml/2006/picture">
                 <pic:pic>
                   <pic:nvPicPr>
-                    <pic:cNvPr descr="data/qr_codes/137_Campbell_66_Express_426_High_S.png" id="419" name="Picture"/>
+                    <pic:cNvPr descr="data/qr_codes/137_426_High_St_Carthage_MO.png" id="419" name="Picture"/>
                     <pic:cNvPicPr>
                       <a:picLocks noChangeArrowheads="1" noChangeAspect="1"/>
                     </pic:cNvPicPr>

--- a/data/wasteland_firebirds_big_list-base.docx
+++ b/data/wasteland_firebirds_big_list-base.docx
@@ -12720,7 +12720,7 @@
               <a:graphicData uri="http://schemas.openxmlformats.org/drawingml/2006/picture">
                 <pic:pic>
                   <pic:nvPicPr>
-                    <pic:cNvPr descr="data/qr_codes/174_Toynbee_Tile_E_6th_St__S_Bosto.png" id="530" name="Picture"/>
+                    <pic:cNvPr descr="data/qr_codes/174_E_6th_St__S_Boston_Ave_Tulsa_O.png" id="530" name="Picture"/>
                     <pic:cNvPicPr>
                       <a:picLocks noChangeArrowheads="1" noChangeAspect="1"/>
                     </pic:cNvPicPr>

--- a/data/wasteland_firebirds_big_list-base.docx
+++ b/data/wasteland_firebirds_big_list-base.docx
@@ -12705,7 +12705,7 @@
         <w:pStyle w:val="BodyText"/>
       </w:pPr>
       <w:r>
-        <w:t xml:space="preserve">E 6th St &amp; S Boston Ave, Tulsa OK</w:t>
+        <w:t xml:space="preserve">600 S Boston Ave, Tulsa OK</w:t>
       </w:r>
       <w:r>
         <w:t xml:space="preserve"> </w:t>
@@ -12720,7 +12720,7 @@
               <a:graphicData uri="http://schemas.openxmlformats.org/drawingml/2006/picture">
                 <pic:pic>
                   <pic:nvPicPr>
-                    <pic:cNvPr descr="data/qr_codes/174_E_6th_St__S_Boston_Ave_Tulsa_O.png" id="530" name="Picture"/>
+                    <pic:cNvPr descr="data/qr_codes/174_600_S_Boston_Ave_Tulsa_OK.png" id="530" name="Picture"/>
                     <pic:cNvPicPr>
                       <a:picLocks noChangeArrowheads="1" noChangeAspect="1"/>
                     </pic:cNvPicPr>

--- a/data/wasteland_firebirds_big_list-base.docx
+++ b/data/wasteland_firebirds_big_list-base.docx
@@ -15519,15 +15519,15 @@
         <w:pStyle w:val="BodyText"/>
       </w:pPr>
       <w:r>
-        <w:t xml:space="preserve">The Big Astronaut</w:t>
-      </w:r>
-    </w:p>
-    <w:p>
-      <w:pPr>
-        <w:pStyle w:val="BodyText"/>
-      </w:pPr>
-      <w:r>
-        <w:t xml:space="preserve">N Broadway St, Weatherford OK</w:t>
+        <w:t xml:space="preserve">Major Tom Astronaut</w:t>
+      </w:r>
+    </w:p>
+    <w:p>
+      <w:pPr>
+        <w:pStyle w:val="BodyText"/>
+      </w:pPr>
+      <w:r>
+        <w:t xml:space="preserve">201 W Main St, Weatherford OK</w:t>
       </w:r>
       <w:r>
         <w:t xml:space="preserve"> </w:t>
@@ -15542,7 +15542,7 @@
               <a:graphicData uri="http://schemas.openxmlformats.org/drawingml/2006/picture">
                 <pic:pic>
                   <pic:nvPicPr>
-                    <pic:cNvPr descr="data/qr_codes/215_The_Big_Astronaut_N_Broadway_S.png" id="653" name="Picture"/>
+                    <pic:cNvPr descr="data/qr_codes/215_Major_Tom_Astronaut_201_W_Main.png" id="653" name="Picture"/>
                     <pic:cNvPicPr>
                       <a:picLocks noChangeArrowheads="1" noChangeAspect="1"/>
                     </pic:cNvPicPr>

--- a/data/wasteland_firebirds_big_list-base.docx
+++ b/data/wasteland_firebirds_big_list-base.docx
@@ -15754,6 +15754,14 @@
       </w:r>
     </w:p>
     <w:p>
+      <w:pPr>
+        <w:pStyle w:val="BodyText"/>
+      </w:pPr>
+      <w:r>
+        <w:t xml:space="preserve">Here’s a list of some stuff that was either discovered, invented, perfected, or widely adopted in the twentieth century. Antibiotics, anesthesia, surgery, contraception, clean water, indoor plumbing, biotechnology, Norman Borlaug’s miracle strains of wheat, batteries, light bulbs, air conditioning and refrigeration, washing machines, nuclear power, solar power, telephones, mobile phones, photography, radio, movies, television, computers, internet, cars, airplanes, and space travel.</w:t>
+      </w:r>
+    </w:p>
+    <w:p>
       <w:r>
         <w:br w:type="page"/>
       </w:r>
@@ -15824,7 +15832,7 @@
         <w:pStyle w:val="BodyText"/>
       </w:pPr>
       <w:r>
-        <w:t xml:space="preserve">A modern supermarket that honors the beauty of mid-Twentieth Century design.</w:t>
+        <w:t xml:space="preserve">Keep in mind that all of this happened despite two world wars, the Great Depression, and the worldwide threat of Soviet and Chinese communist expansion during the Cold War. In just a hundred years we figured out more stuff than we had figured out in the entire hundred thousand years that preceded it. Sure there was fire and the wheel. Agriculture and domestication. Spoken language and written language and the printing press. But that ain’t much to figure out in a hundred thousand years.</w:t>
       </w:r>
     </w:p>
     <w:p>
@@ -22366,7 +22374,7 @@
         <w:pStyle w:val="BodyText"/>
       </w:pPr>
       <w:r>
-        <w:t xml:space="preserve">My absolute favorite hotel on Route 66. Quirky, old, and luxurious. Unlike big city hotels, you can park you own car. You don’t need a porter to take your bags to your room. And you can open the gosh-danged windows.</w:t>
+        <w:t xml:space="preserve">My absolute favorite hotel on Route 66. Quirky, old, and luxurious. Unlike big city hotels, you can park you own car. You don’t need a porter to take your bags to your room. And you can open the gosh-danged windows. That’s what I call luxury.</w:t>
       </w:r>
     </w:p>
     <w:p>
@@ -26178,7 +26186,7 @@
               <a:graphicData uri="http://schemas.openxmlformats.org/drawingml/2006/picture">
                 <pic:pic>
                   <pic:nvPicPr>
-                    <pic:cNvPr descr="data/qr_codes/365_Sand-Swallowed_Abandoned_Homes.png" id="1103" name="Picture"/>
+                    <pic:cNvPr descr="data/qr_codes/365_Newberry_Rd__Palma_Vista_Rd_Ne.png" id="1103" name="Picture"/>
                     <pic:cNvPicPr>
                       <a:picLocks noChangeArrowheads="1" noChangeAspect="1"/>
                     </pic:cNvPicPr>

--- a/data/wasteland_firebirds_big_list-base.docx
+++ b/data/wasteland_firebirds_big_list-base.docx
@@ -6382,7 +6382,7 @@
         <w:pStyle w:val="BodyText"/>
       </w:pPr>
       <w:r>
-        <w:t xml:space="preserve">America was the first country on Earth where your social class didn’t matter. It didn’t matter who you knew or who your parents were. All that mattered was what you were capable of. If you were hard-working, creative, passionate, skilled, talented, good at marketing, good at networking, able to see things through, and willing to risk it all, you’d almost certainly succeed. That’s the American Dream.</w:t>
+        <w:t xml:space="preserve">America was the first country on Earth where your social class didn’t matter. It didn’t matter who you knew or who your parents were. All that mattered was what you were capable of. If you were hard-working, creative, passionate, skilled, talented, good at marketing, good at networking, able to see things through, and willing to risk it all, you’d almost certainly succeed. That’s the American Dream. Over time, the founding principles of the United States forged the world’s first self-organizing meritocracy.</w:t>
       </w:r>
     </w:p>
     <w:p>
@@ -7144,7 +7144,7 @@
         <w:pStyle w:val="BodyText"/>
       </w:pPr>
       <w:r>
-        <w:t xml:space="preserve">Ask her about her dead husband. You will never forget her story.</w:t>
+        <w:t xml:space="preserve">Ask her about her late husband. You will never forget her story.</w:t>
       </w:r>
     </w:p>
     <w:p>
@@ -16746,7 +16746,7 @@
         <w:pStyle w:val="BodyText"/>
       </w:pPr>
       <w:r>
-        <w:t xml:space="preserve">Some places are just a gimmick, and that’s fine. But this gimmick has some of the best food on the Route, and it’s a great motel, too. Some say The Big Texan is not actually on Route 66. I say the Big Texan is like the Eiffel Tower. If I happened to be passing two blocks away from it, I’d make a point to stop by.</w:t>
+        <w:t xml:space="preserve">Some places are just a gimmick, and that’s fine. But this gimmick has some of the best food on the Route, and it’s a great motel, too. Some say The Big Texan is not actually on Route 66. I say The Big Texan is like the Eiffel Tower. If I happened to be passing two blocks away from it, I’d make a point to stop by.</w:t>
       </w:r>
     </w:p>
     <w:p>
@@ -25302,7 +25302,7 @@
         <w:pStyle w:val="BodyText"/>
       </w:pPr>
       <w:r>
-        <w:t xml:space="preserve">The first time I drove through this town, I had no idea what it was or why it was here. Somehow, for some reason, I had been teleported back in time to The Old West.</w:t>
+        <w:t xml:space="preserve">The first time I drove through this town, I had no idea what it was or why it was here. Somehow, for some reason, I had been teleported back in time to the Old West.</w:t>
       </w:r>
     </w:p>
     <w:p>
@@ -26224,7 +26224,7 @@
         <w:pStyle w:val="BodyText"/>
       </w:pPr>
       <w:r>
-        <w:t xml:space="preserve">I haven’t found these buildings yet, but they tell me you can find them just beyond this intersection. Don’t drive in sand of any depth.</w:t>
+        <w:t xml:space="preserve">I haven’t found these buildings yet, but they tell me you can find them just beyond this intersection. Don’t drive in sand.</w:t>
       </w:r>
     </w:p>
     <w:p>
@@ -28946,7 +28946,13 @@
         <w:t xml:space="preserve"> </w:t>
       </w:r>
       <w:r>
-        <w:t xml:space="preserve">It took me years to figure out a way to summarize my entire philosophy in a way that it would fit on a bumper sticker. If you gain nothing else from my existence in this universe, please take these two words with you and keep them handy in your mind. Steal these words, copy these words, say these words. Create value.</w:t>
+        <w:t xml:space="preserve">It took me years to figure out a way to summarize my entire philosophy in a way that it would fit on a bumper sticker. If you gain nothing else from my existence in this universe, please take these two words with you and keep them handy in your mind. Steal these words, copy these words, say these words.</w:t>
+      </w:r>
+      <w:r>
+        <w:t xml:space="preserve"> </w:t>
+      </w:r>
+      <w:r>
+        <w:t xml:space="preserve">“Create value.”</w:t>
       </w:r>
     </w:p>
     <w:p>

--- a/data/wasteland_firebirds_big_list-base.docx
+++ b/data/wasteland_firebirds_big_list-base.docx
@@ -10685,7 +10685,7 @@
         <w:pStyle w:val="BodyText"/>
       </w:pPr>
       <w:r>
-        <w:t xml:space="preserve">520 Main St, Galena KS</w:t>
+        <w:t xml:space="preserve">520 S Main St, Galena KS</w:t>
       </w:r>
       <w:r>
         <w:t xml:space="preserve"> </w:t>
@@ -10700,7 +10700,7 @@
               <a:graphicData uri="http://schemas.openxmlformats.org/drawingml/2006/picture">
                 <pic:pic>
                   <pic:nvPicPr>
-                    <pic:cNvPr descr="data/qr_codes/146_Gearhead_Curios_520_Main_St_Ga.png" id="446" name="Picture"/>
+                    <pic:cNvPr descr="data/qr_codes/146_Gearhead_Curios_520_S_Main_St_.png" id="446" name="Picture"/>
                     <pic:cNvPicPr>
                       <a:picLocks noChangeArrowheads="1" noChangeAspect="1"/>
                     </pic:cNvPicPr>

--- a/data/wasteland_firebirds_big_list-base.docx
+++ b/data/wasteland_firebirds_big_list-base.docx
@@ -3101,7 +3101,7 @@
         <w:pStyle w:val="BodyText"/>
       </w:pPr>
       <w:r>
-        <w:t xml:space="preserve">100 SW St, Atlanta IL</w:t>
+        <w:t xml:space="preserve">100 SW Arch St, Atlanta IL</w:t>
       </w:r>
       <w:r>
         <w:t xml:space="preserve"> </w:t>

--- a/data/wasteland_firebirds_big_list-base.docx
+++ b/data/wasteland_firebirds_big_list-base.docx
@@ -9515,7 +9515,7 @@
         <w:pStyle w:val="BodyText"/>
       </w:pPr>
       <w:r>
-        <w:t xml:space="preserve">Rogue Barber Co. &amp; D’s Wax Factory</w:t>
+        <w:t xml:space="preserve">Rogue Barber Co D’s Wax Factory</w:t>
       </w:r>
     </w:p>
     <w:p>
@@ -9538,7 +9538,7 @@
               <a:graphicData uri="http://schemas.openxmlformats.org/drawingml/2006/picture">
                 <pic:pic>
                   <pic:nvPicPr>
-                    <pic:cNvPr descr="data/qr_codes/129_Rogue_Barber_Co__Ds_Wax_Factor.png" id="395" name="Picture"/>
+                    <pic:cNvPr descr="data/qr_codes/129_Rogue_Barber_Co_Ds_Wax_Factory.png" id="395" name="Picture"/>
                     <pic:cNvPicPr>
                       <a:picLocks noChangeArrowheads="1" noChangeAspect="1"/>
                     </pic:cNvPicPr>

--- a/data/wasteland_firebirds_big_list-base.docx
+++ b/data/wasteland_firebirds_big_list-base.docx
@@ -9515,7 +9515,7 @@
         <w:pStyle w:val="BodyText"/>
       </w:pPr>
       <w:r>
-        <w:t xml:space="preserve">Rogue Barber Co D’s Wax Factory</w:t>
+        <w:t xml:space="preserve">Rogue Barber Co</w:t>
       </w:r>
     </w:p>
     <w:p>
@@ -9538,7 +9538,7 @@
               <a:graphicData uri="http://schemas.openxmlformats.org/drawingml/2006/picture">
                 <pic:pic>
                   <pic:nvPicPr>
-                    <pic:cNvPr descr="data/qr_codes/129_Rogue_Barber_Co_Ds_Wax_Factory.png" id="395" name="Picture"/>
+                    <pic:cNvPr descr="data/qr_codes/129_Rogue_Barber_Co_639_W_Walnut_S.png" id="395" name="Picture"/>
                     <pic:cNvPicPr>
                       <a:picLocks noChangeArrowheads="1" noChangeAspect="1"/>
                     </pic:cNvPicPr>

--- a/data/wasteland_firebirds_big_list-base.docx
+++ b/data/wasteland_firebirds_big_list-base.docx
@@ -9523,7 +9523,7 @@
         <w:pStyle w:val="BodyText"/>
       </w:pPr>
       <w:r>
-        <w:t xml:space="preserve">639 W Walnut St, Springfield MO</w:t>
+        <w:t xml:space="preserve">3938 S Lone Pine Ave, Springfield MO</w:t>
       </w:r>
       <w:r>
         <w:t xml:space="preserve"> </w:t>
@@ -9538,7 +9538,7 @@
               <a:graphicData uri="http://schemas.openxmlformats.org/drawingml/2006/picture">
                 <pic:pic>
                   <pic:nvPicPr>
-                    <pic:cNvPr descr="data/qr_codes/129_Rogue_Barber_Co_639_W_Walnut_S.png" id="395" name="Picture"/>
+                    <pic:cNvPr descr="data/qr_codes/129_Rogue_Barber_Co_3938_S_Lone_Pi.png" id="395" name="Picture"/>
                     <pic:cNvPicPr>
                       <a:picLocks noChangeArrowheads="1" noChangeAspect="1"/>
                     </pic:cNvPicPr>

--- a/data/wasteland_firebirds_big_list-base.docx
+++ b/data/wasteland_firebirds_big_list-base.docx
@@ -9523,7 +9523,7 @@
         <w:pStyle w:val="BodyText"/>
       </w:pPr>
       <w:r>
-        <w:t xml:space="preserve">3938 S Lone Pine Ave, Springfield MO</w:t>
+        <w:t xml:space="preserve">639 W Walnut St, Springfield MO</w:t>
       </w:r>
       <w:r>
         <w:t xml:space="preserve"> </w:t>
@@ -9538,7 +9538,7 @@
               <a:graphicData uri="http://schemas.openxmlformats.org/drawingml/2006/picture">
                 <pic:pic>
                   <pic:nvPicPr>
-                    <pic:cNvPr descr="data/qr_codes/129_Rogue_Barber_Co_3938_S_Lone_Pi.png" id="395" name="Picture"/>
+                    <pic:cNvPr descr="data/qr_codes/129_Rogue_Barber_Co_639_W_Walnut_S.png" id="395" name="Picture"/>
                     <pic:cNvPicPr>
                       <a:picLocks noChangeArrowheads="1" noChangeAspect="1"/>
                     </pic:cNvPicPr>

--- a/data/wasteland_firebirds_big_list-base.docx
+++ b/data/wasteland_firebirds_big_list-base.docx
@@ -9538,7 +9538,7 @@
               <a:graphicData uri="http://schemas.openxmlformats.org/drawingml/2006/picture">
                 <pic:pic>
                   <pic:nvPicPr>
-                    <pic:cNvPr descr="data/qr_codes/129_Rogue_Barber_Co_639_W_Walnut_S.png" id="395" name="Picture"/>
+                    <pic:cNvPr descr="data/qr_codes/129_639_W_Walnut_St_Springfield_MO.png" id="395" name="Picture"/>
                     <pic:cNvPicPr>
                       <a:picLocks noChangeArrowheads="1" noChangeAspect="1"/>
                     </pic:cNvPicPr>

--- a/data/wasteland_firebirds_big_list-base.docx
+++ b/data/wasteland_firebirds_big_list-base.docx
@@ -11989,7 +11989,7 @@
         <w:pStyle w:val="BodyText"/>
       </w:pPr>
       <w:r>
-        <w:t xml:space="preserve">J.M. Davis Arms &amp; Historical Museum</w:t>
+        <w:t xml:space="preserve">JM Davis Arms Historical Museum</w:t>
       </w:r>
     </w:p>
     <w:p>
@@ -12012,7 +12012,7 @@
               <a:graphicData uri="http://schemas.openxmlformats.org/drawingml/2006/picture">
                 <pic:pic>
                   <pic:nvPicPr>
-                    <pic:cNvPr descr="data/qr_codes/164_JM_Davis_Arms__Historical_Muse.png" id="500" name="Picture"/>
+                    <pic:cNvPr descr="data/qr_codes/164_JM_Davis_Arms_Historical_Museu.png" id="500" name="Picture"/>
                     <pic:cNvPicPr>
                       <a:picLocks noChangeArrowheads="1" noChangeAspect="1"/>
                     </pic:cNvPicPr>

--- a/data/wasteland_firebirds_big_list-base.docx
+++ b/data/wasteland_firebirds_big_list-base.docx
@@ -15758,7 +15758,7 @@
         <w:pStyle w:val="BodyText"/>
       </w:pPr>
       <w:r>
-        <w:t xml:space="preserve">Here’s a list of some stuff that was either discovered, invented, perfected, or widely adopted in the twentieth century. Antibiotics, anesthesia, surgery, contraception, clean water, indoor plumbing, biotechnology, Norman Borlaug’s miracle strains of wheat, batteries, light bulbs, air conditioning and refrigeration, washing machines, nuclear power, solar power, telephones, mobile phones, photography, radio, movies, television, computers, internet, cars, airplanes, and space travel.</w:t>
+        <w:t xml:space="preserve">Here’s a list of some stuff that was either discovered, invented, perfected, or widely adopted in the Twentieth Century. Antibiotics, anesthesia, surgery, contraception, clean water, indoor plumbing, biotechnology, Norman Borlaug’s miracle strains of wheat, batteries, light bulbs, air conditioning and refrigeration, washing machines, nuclear power, solar power, telephones, mobile phones, photography, radio, movies, television, computers, internet, cars, airplanes, and space travel.</w:t>
       </w:r>
     </w:p>
     <w:p>

--- a/data/wasteland_firebirds_big_list-base.docx
+++ b/data/wasteland_firebirds_big_list-base.docx
@@ -1783,7 +1783,7 @@
         <w:pStyle w:val="BodyText"/>
       </w:pPr>
       <w:r>
-        <w:t xml:space="preserve">The Shop on Route 66</w:t>
+        <w:t xml:space="preserve">Shop on Route 66</w:t>
       </w:r>
     </w:p>
     <w:p>
@@ -1806,7 +1806,7 @@
               <a:graphicData uri="http://schemas.openxmlformats.org/drawingml/2006/picture">
                 <pic:pic>
                   <pic:nvPicPr>
-                    <pic:cNvPr descr="data/qr_codes/020_The_Shop_on_Route_66_315_N_Cen.png" id="68" name="Picture"/>
+                    <pic:cNvPr descr="data/qr_codes/020_Shop_on_Route_66_315_N_Center_.png" id="68" name="Picture"/>
                     <pic:cNvPicPr>
                       <a:picLocks noChangeArrowheads="1" noChangeAspect="1"/>
                     </pic:cNvPicPr>
@@ -2649,7 +2649,7 @@
         <w:pStyle w:val="BodyText"/>
       </w:pPr>
       <w:r>
-        <w:t xml:space="preserve">The Shake Shack</w:t>
+        <w:t xml:space="preserve">Shake Shack</w:t>
       </w:r>
     </w:p>
     <w:p>
@@ -2672,7 +2672,7 @@
               <a:graphicData uri="http://schemas.openxmlformats.org/drawingml/2006/picture">
                 <pic:pic>
                   <pic:nvPicPr>
-                    <pic:cNvPr descr="data/qr_codes/032_The_Shake_Shack_512_W_Main_St_.png" id="104" name="Picture"/>
+                    <pic:cNvPr descr="data/qr_codes/032_Shake_Shack_512_W_Main_St_Lexi.png" id="104" name="Picture"/>
                     <pic:cNvPicPr>
                       <a:picLocks noChangeArrowheads="1" noChangeAspect="1"/>
                     </pic:cNvPicPr>
@@ -3233,7 +3233,7 @@
         <w:pStyle w:val="BodyText"/>
       </w:pPr>
       <w:r>
-        <w:t xml:space="preserve">The Mill Museum</w:t>
+        <w:t xml:space="preserve">Mill Museum</w:t>
       </w:r>
     </w:p>
     <w:p>
@@ -3256,7 +3256,7 @@
               <a:graphicData uri="http://schemas.openxmlformats.org/drawingml/2006/picture">
                 <pic:pic>
                   <pic:nvPicPr>
-                    <pic:cNvPr descr="data/qr_codes/040_The_Mill_Museum_738_S_Washingt.png" id="128" name="Picture"/>
+                    <pic:cNvPr descr="data/qr_codes/040_Mill_Museum_738_S_Washington_S.png" id="128" name="Picture"/>
                     <pic:cNvPicPr>
                       <a:picLocks noChangeArrowheads="1" noChangeAspect="1"/>
                     </pic:cNvPicPr>
@@ -3365,7 +3365,7 @@
         <w:pStyle w:val="BodyText"/>
       </w:pPr>
       <w:r>
-        <w:t xml:space="preserve">The Old Station</w:t>
+        <w:t xml:space="preserve">Old Station</w:t>
       </w:r>
     </w:p>
     <w:p>
@@ -3388,7 +3388,7 @@
               <a:graphicData uri="http://schemas.openxmlformats.org/drawingml/2006/picture">
                 <pic:pic>
                   <pic:nvPicPr>
-                    <pic:cNvPr descr="data/qr_codes/042_The_Old_Station_117_Elm_St_Wil.png" id="134" name="Picture"/>
+                    <pic:cNvPr descr="data/qr_codes/042_Old_Station_117_Elm_St_William.png" id="134" name="Picture"/>
                     <pic:cNvPicPr>
                       <a:picLocks noChangeArrowheads="1" noChangeAspect="1"/>
                     </pic:cNvPicPr>
@@ -4975,7 +4975,7 @@
         <w:pStyle w:val="BodyText"/>
       </w:pPr>
       <w:r>
-        <w:t xml:space="preserve">The Ariston Cafe</w:t>
+        <w:t xml:space="preserve">Ariston Cafe</w:t>
       </w:r>
     </w:p>
     <w:p>
@@ -4998,7 +4998,7 @@
               <a:graphicData uri="http://schemas.openxmlformats.org/drawingml/2006/picture">
                 <pic:pic>
                   <pic:nvPicPr>
-                    <pic:cNvPr descr="data/qr_codes/065_The_Ariston_Cafe_413_Old_Rte_6.png" id="203" name="Picture"/>
+                    <pic:cNvPr descr="data/qr_codes/065_Ariston_Cafe_413_Old_Rte_66_N_.png" id="203" name="Picture"/>
                     <pic:cNvPicPr>
                       <a:picLocks noChangeArrowheads="1" noChangeAspect="1"/>
                     </pic:cNvPicPr>
@@ -6527,7 +6527,7 @@
         <w:pStyle w:val="BodyText"/>
       </w:pPr>
       <w:r>
-        <w:t xml:space="preserve">The Malt Shop</w:t>
+        <w:t xml:space="preserve">Malt Shop</w:t>
       </w:r>
     </w:p>
     <w:p>
@@ -6550,7 +6550,7 @@
               <a:graphicData uri="http://schemas.openxmlformats.org/drawingml/2006/picture">
                 <pic:pic>
                   <pic:nvPicPr>
-                    <pic:cNvPr descr="data/qr_codes/087_The_Malt_Shop_1751_Smizer_Stat.png" id="269" name="Picture"/>
+                    <pic:cNvPr descr="data/qr_codes/087_Malt_Shop_1751_Smizer_Station_.png" id="269" name="Picture"/>
                     <pic:cNvPicPr>
                       <a:picLocks noChangeArrowheads="1" noChangeAspect="1"/>
                     </pic:cNvPicPr>
@@ -8593,7 +8593,7 @@
         <w:pStyle w:val="BodyText"/>
       </w:pPr>
       <w:r>
-        <w:t xml:space="preserve">The Manor Inn</w:t>
+        <w:t xml:space="preserve">Manor Inn</w:t>
       </w:r>
     </w:p>
     <w:p>
@@ -8616,7 +8616,7 @@
               <a:graphicData uri="http://schemas.openxmlformats.org/drawingml/2006/picture">
                 <pic:pic>
                   <pic:nvPicPr>
-                    <pic:cNvPr descr="data/qr_codes/116_The_Manor_Inn_505_E_Elm_St_Leb.png" id="356" name="Picture"/>
+                    <pic:cNvPr descr="data/qr_codes/116_Manor_Inn_505_E_Elm_St_Lebanon.png" id="356" name="Picture"/>
                     <pic:cNvPicPr>
                       <a:picLocks noChangeArrowheads="1" noChangeAspect="1"/>
                     </pic:cNvPicPr>
@@ -12335,7 +12335,7 @@
         <w:pStyle w:val="BodyText"/>
       </w:pPr>
       <w:r>
-        <w:t xml:space="preserve">The Campbell Hotel</w:t>
+        <w:t xml:space="preserve">Campbell Hotel</w:t>
       </w:r>
     </w:p>
     <w:p>
@@ -12358,7 +12358,7 @@
               <a:graphicData uri="http://schemas.openxmlformats.org/drawingml/2006/picture">
                 <pic:pic>
                   <pic:nvPicPr>
-                    <pic:cNvPr descr="data/qr_codes/169_The_Campbell_Hotel_2636_E_11th.png" id="515" name="Picture"/>
+                    <pic:cNvPr descr="data/qr_codes/169_Campbell_Hotel_2636_E_11th_St_.png" id="515" name="Picture"/>
                     <pic:cNvPicPr>
                       <a:picLocks noChangeArrowheads="1" noChangeAspect="1"/>
                     </pic:cNvPicPr>
@@ -13055,7 +13055,7 @@
         <w:pStyle w:val="BodyText"/>
       </w:pPr>
       <w:r>
-        <w:t xml:space="preserve">The Roller Dome</w:t>
+        <w:t xml:space="preserve">Roller Dome</w:t>
       </w:r>
     </w:p>
     <w:p>
@@ -13078,7 +13078,7 @@
               <a:graphicData uri="http://schemas.openxmlformats.org/drawingml/2006/picture">
                 <pic:pic>
                   <pic:nvPicPr>
-                    <pic:cNvPr descr="data/qr_codes/179_The_Roller_Dome_9661_New_Sapul.png" id="545" name="Picture"/>
+                    <pic:cNvPr descr="data/qr_codes/179_Roller_Dome_9661_New_Sapulpa_R.png" id="545" name="Picture"/>
                     <pic:cNvPicPr>
                       <a:picLocks noChangeArrowheads="1" noChangeAspect="1"/>
                     </pic:cNvPicPr>
@@ -15593,7 +15593,7 @@
         <w:pStyle w:val="BodyText"/>
       </w:pPr>
       <w:r>
-        <w:t xml:space="preserve">The Glancy Motel</w:t>
+        <w:t xml:space="preserve">Glancy Motel</w:t>
       </w:r>
     </w:p>
     <w:p>
@@ -15616,7 +15616,7 @@
               <a:graphicData uri="http://schemas.openxmlformats.org/drawingml/2006/picture">
                 <pic:pic>
                   <pic:nvPicPr>
-                    <pic:cNvPr descr="data/qr_codes/216_The_Glancy_Motel_217_W_Gary_Bl.png" id="656" name="Picture"/>
+                    <pic:cNvPr descr="data/qr_codes/216_Glancy_Motel_217_W_Gary_Blvd_C.png" id="656" name="Picture"/>
                     <pic:cNvPicPr>
                       <a:picLocks noChangeArrowheads="1" noChangeAspect="1"/>
                     </pic:cNvPicPr>
@@ -16685,7 +16685,7 @@
         <w:pStyle w:val="BodyText"/>
       </w:pPr>
       <w:r>
-        <w:t xml:space="preserve">The Big Texan Steak Ranch &amp; Brewery</w:t>
+        <w:t xml:space="preserve">Big Texan Steak Ranch &amp; Brewery</w:t>
       </w:r>
     </w:p>
     <w:p>
@@ -16708,7 +16708,7 @@
               <a:graphicData uri="http://schemas.openxmlformats.org/drawingml/2006/picture">
                 <pic:pic>
                   <pic:nvPicPr>
-                    <pic:cNvPr descr="data/qr_codes/231_The_Big_Texan_Steak_Ranch__Bre.png" id="701" name="Picture"/>
+                    <pic:cNvPr descr="data/qr_codes/231_Big_Texan_Steak_Ranch__Brewery.png" id="701" name="Picture"/>
                     <pic:cNvPicPr>
                       <a:picLocks noChangeArrowheads="1" noChangeAspect="1"/>
                     </pic:cNvPicPr>
@@ -17281,7 +17281,7 @@
         <w:pStyle w:val="BodyText"/>
       </w:pPr>
       <w:r>
-        <w:t xml:space="preserve">The Handle Bar and Grill</w:t>
+        <w:t xml:space="preserve">Handle Bar and Grill</w:t>
       </w:r>
     </w:p>
     <w:p>
@@ -17304,7 +17304,7 @@
               <a:graphicData uri="http://schemas.openxmlformats.org/drawingml/2006/picture">
                 <pic:pic>
                   <pic:nvPicPr>
-                    <pic:cNvPr descr="data/qr_codes/239_The_Handle_Bar_and_Grill_3514_.png" id="725" name="Picture"/>
+                    <pic:cNvPr descr="data/qr_codes/239_Handle_Bar_and_Grill_3514_SW_6.png" id="725" name="Picture"/>
                     <pic:cNvPicPr>
                       <a:picLocks noChangeArrowheads="1" noChangeAspect="1"/>
                     </pic:cNvPicPr>
@@ -26311,7 +26311,7 @@
         <w:pStyle w:val="BodyText"/>
       </w:pPr>
       <w:r>
-        <w:t xml:space="preserve">The Russian House</w:t>
+        <w:t xml:space="preserve">Russian House</w:t>
       </w:r>
     </w:p>
     <w:p>
@@ -26334,7 +26334,7 @@
               <a:graphicData uri="http://schemas.openxmlformats.org/drawingml/2006/picture">
                 <pic:pic>
                   <pic:nvPicPr>
-                    <pic:cNvPr descr="data/qr_codes/367_The_Russian_House_35421_County.png" id="1109" name="Picture"/>
+                    <pic:cNvPr descr="data/qr_codes/367_Russian_House_35421_County_Rd_.png" id="1109" name="Picture"/>
                     <pic:cNvPicPr>
                       <a:picLocks noChangeArrowheads="1" noChangeAspect="1"/>
                     </pic:cNvPicPr>
@@ -27935,7 +27935,7 @@
         <w:pStyle w:val="BodyText"/>
       </w:pPr>
       <w:r>
-        <w:t xml:space="preserve">The Sycamore Inn</w:t>
+        <w:t xml:space="preserve">Sycamore Inn</w:t>
       </w:r>
     </w:p>
     <w:p>
@@ -27958,7 +27958,7 @@
               <a:graphicData uri="http://schemas.openxmlformats.org/drawingml/2006/picture">
                 <pic:pic>
                   <pic:nvPicPr>
-                    <pic:cNvPr descr="data/qr_codes/391_The_Sycamore_Inn_8318_Foothill.png" id="1181" name="Picture"/>
+                    <pic:cNvPr descr="data/qr_codes/391_Sycamore_Inn_8318_Foothill_Blv.png" id="1181" name="Picture"/>
                     <pic:cNvPicPr>
                       <a:picLocks noChangeArrowheads="1" noChangeAspect="1"/>
                     </pic:cNvPicPr>
@@ -28075,7 +28075,7 @@
         <w:pStyle w:val="BodyText"/>
       </w:pPr>
       <w:r>
-        <w:t xml:space="preserve">The Donut Man</w:t>
+        <w:t xml:space="preserve">Donut Man</w:t>
       </w:r>
     </w:p>
     <w:p>
@@ -28098,7 +28098,7 @@
               <a:graphicData uri="http://schemas.openxmlformats.org/drawingml/2006/picture">
                 <pic:pic>
                   <pic:nvPicPr>
-                    <pic:cNvPr descr="data/qr_codes/393_The_Donut_Man_915_E_Rte_66_Gle.png" id="1187" name="Picture"/>
+                    <pic:cNvPr descr="data/qr_codes/393_Donut_Man_915_E_Rte_66_Glendor.png" id="1187" name="Picture"/>
                     <pic:cNvPicPr>
                       <a:picLocks noChangeArrowheads="1" noChangeAspect="1"/>
                     </pic:cNvPicPr>
@@ -29051,7 +29051,7 @@
         <w:pStyle w:val="BodyText"/>
       </w:pPr>
       <w:r>
-        <w:t xml:space="preserve">The Orpheum Theatre</w:t>
+        <w:t xml:space="preserve">Orpheum Theatre</w:t>
       </w:r>
     </w:p>
     <w:p>
@@ -29074,7 +29074,7 @@
               <a:graphicData uri="http://schemas.openxmlformats.org/drawingml/2006/picture">
                 <pic:pic>
                   <pic:nvPicPr>
-                    <pic:cNvPr descr="data/qr_codes/404_The_Orpheum_Theatre_842_S_Broa.png" id="1220" name="Picture"/>
+                    <pic:cNvPr descr="data/qr_codes/404_Orpheum_Theatre_842_S_Broadway.png" id="1220" name="Picture"/>
                     <pic:cNvPicPr>
                       <a:picLocks noChangeArrowheads="1" noChangeAspect="1"/>
                     </pic:cNvPicPr>
@@ -29117,7 +29117,7 @@
         <w:pStyle w:val="BodyText"/>
       </w:pPr>
       <w:r>
-        <w:t xml:space="preserve">The United Theater on Broadway</w:t>
+        <w:t xml:space="preserve">United Theater on Broadway</w:t>
       </w:r>
     </w:p>
     <w:p>
@@ -29140,7 +29140,7 @@
               <a:graphicData uri="http://schemas.openxmlformats.org/drawingml/2006/picture">
                 <pic:pic>
                   <pic:nvPicPr>
-                    <pic:cNvPr descr="data/qr_codes/405_The_United_Theater_on_Broadway.png" id="1223" name="Picture"/>
+                    <pic:cNvPr descr="data/qr_codes/405_United_Theater_on_Broadway_929.png" id="1223" name="Picture"/>
                     <pic:cNvPicPr>
                       <a:picLocks noChangeArrowheads="1" noChangeAspect="1"/>
                     </pic:cNvPicPr>

--- a/data/wasteland_firebirds_big_list-base.docx
+++ b/data/wasteland_firebirds_big_list-base.docx
@@ -26015,7 +26015,7 @@
         <w:pStyle w:val="BodyText"/>
       </w:pPr>
       <w:r>
-        <w:t xml:space="preserve">Whiting Brothers Service and Tony’s Spaghetti Building</w:t>
+        <w:t xml:space="preserve">Whiting Brothers Service and Tony’s Spaghetti building</w:t>
       </w:r>
     </w:p>
     <w:p>

--- a/data/wasteland_firebirds_big_list-base.docx
+++ b/data/wasteland_firebirds_big_list-base.docx
@@ -26163,7 +26163,7 @@
         <w:pStyle w:val="BodyText"/>
       </w:pPr>
       <w:r>
-        <w:t xml:space="preserve">Sand-Swallowed Abandoned Homes</w:t>
+        <w:t xml:space="preserve">Sand-swallowed abandoned homes</w:t>
       </w:r>
     </w:p>
     <w:p>
